--- a/DOCX/Report.docx
+++ b/DOCX/Report.docx
@@ -151,13 +151,33 @@
       <w:pPr>
         <w:spacing w:after="160" w:lineRule="auto"/>
         <w:jc w:val="center"/>
-        <w:rPr/>
-      </w:pPr>
-      <w:r>
-        <w:rPr>
-          <w:rtl w:val="0"/>
-        </w:rPr>
-        <w:t xml:space="preserve">Nhóm: 03</w:t>
+        <w:rPr>
+          <w:sz w:val="22"/>
+          <w:szCs w:val="22"/>
+        </w:rPr>
+      </w:pPr>
+      <w:r>
+        <w:rPr>
+          <w:rtl w:val="0"/>
+        </w:rPr>
+        <w:t xml:space="preserve">Nhóm: </w:t>
+      </w:r>
+      <w:r>
+        <w:rPr>
+          <w:color w:val="1d2125"/>
+          <w:sz w:val="22"/>
+          <w:szCs w:val="22"/>
+          <w:rtl w:val="0"/>
+        </w:rPr>
+        <w:t xml:space="preserve">Net3_Group_03</w:t>
+      </w:r>
+      <w:r>
+        <w:rPr>
+          <w:sz w:val="22"/>
+          <w:szCs w:val="22"/>
+          <w:rtl w:val="0"/>
+        </w:rPr>
+        <w:t xml:space="preserve"> </w:t>
       </w:r>
     </w:p>
     <w:p>
@@ -1321,9 +1341,87 @@
           <w:vertAlign w:val="baseline"/>
           <w:rtl w:val="0"/>
         </w:rPr>
-        <w:t xml:space="preserve">4.2 Kiến thức kỹ năng và kết luận</w:t>
+        <w:t xml:space="preserve">4.2 Kiến thức kỹ năng</w:t>
+      </w:r>
+      <w:r>
+        <w:rPr>
+          <w:rtl w:val="0"/>
+        </w:rPr>
+        <w:t xml:space="preserve">, </w:t>
+      </w:r>
+      <w:r>
+        <w:rPr>
+          <w:rFonts w:ascii="Times New Roman" w:cs="Times New Roman" w:eastAsia="Times New Roman" w:hAnsi="Times New Roman"/>
+          <w:b w:val="0"/>
+          <w:bCs w:val="0"/>
+          <w:i w:val="0"/>
+          <w:iCs w:val="0"/>
+          <w:smallCaps w:val="0"/>
+          <w:strike w:val="0"/>
+          <w:color w:val="000000"/>
+          <w:sz w:val="23"/>
+          <w:szCs w:val="23"/>
+          <w:u w:val="none"/>
+          <w:shd w:fill="auto" w:val="clear"/>
+          <w:vertAlign w:val="baseline"/>
+          <w:rtl w:val="0"/>
+        </w:rPr>
+        <w:t xml:space="preserve">kết luận </w:t>
+      </w:r>
+      <w:r>
+        <w:rPr>
+          <w:rtl w:val="0"/>
+        </w:rPr>
+        <w:t xml:space="preserve">và demo</w:t>
+      </w:r>
+      <w:r>
+        <w:rPr>
+          <w:rFonts w:ascii="Times New Roman" w:cs="Times New Roman" w:eastAsia="Times New Roman" w:hAnsi="Times New Roman"/>
+          <w:b w:val="0"/>
+          <w:bCs w:val="0"/>
+          <w:i w:val="0"/>
+          <w:iCs w:val="0"/>
+          <w:smallCaps w:val="0"/>
+          <w:strike w:val="0"/>
+          <w:color w:val="000000"/>
+          <w:sz w:val="23"/>
+          <w:szCs w:val="23"/>
+          <w:u w:val="none"/>
+          <w:shd w:fill="auto" w:val="clear"/>
+          <w:vertAlign w:val="baseline"/>
+          <w:rtl w:val="0"/>
+        </w:rPr>
+        <w:t xml:space="preserve"> </w:t>
         <w:tab/>
         <w:t xml:space="preserve">7</w:t>
+      </w:r>
+    </w:p>
+    <w:p>
+      <w:pPr>
+        <w:keepNext w:val="0"/>
+        <w:keepLines w:val="0"/>
+        <w:pageBreakBefore w:val="0"/>
+        <w:widowControl w:val="1"/>
+        <w:pBdr>
+          <w:top w:space="0" w:sz="0" w:val="nil"/>
+          <w:left w:space="0" w:sz="0" w:val="nil"/>
+          <w:bottom w:space="0" w:sz="0" w:val="nil"/>
+          <w:right w:space="0" w:sz="0" w:val="nil"/>
+          <w:between w:space="0" w:sz="0" w:val="nil"/>
+        </w:pBdr>
+        <w:shd w:fill="auto" w:val="clear"/>
+        <w:tabs>
+          <w:tab w:val="right" w:leader="none" w:pos="8504"/>
+        </w:tabs>
+        <w:spacing w:after="60" w:before="0" w:line="281" w:lineRule="auto"/>
+        <w:ind w:left="283" w:right="0" w:firstLine="0"/>
+        <w:jc w:val="left"/>
+        <w:rPr/>
+      </w:pPr>
+      <w:r>
+        <w:rPr>
+          <w:rtl w:val="0"/>
+        </w:rPr>
       </w:r>
     </w:p>
     <w:p>
@@ -6674,7 +6772,12 @@
         <w:rPr>
           <w:rtl w:val="0"/>
         </w:rPr>
-        <w:t xml:space="preserve">4.2 Kiến thức kỹ năng và kết luận</w:t>
+        <w:t xml:space="preserve">4.2 Kiến thức kỹ năng, kết luận và demo</w:t>
+      </w:r>
+      <w:r>
+        <w:rPr>
+          <w:rtl w:val="0"/>
+        </w:rPr>
       </w:r>
     </w:p>
     <w:p>
@@ -6688,8 +6791,45 @@
         <w:t xml:space="preserve">Đề tài vận dụng TCP/UDP socket, định khung gói và JSON, async/await, Task và CancellationToken, phân tầng Domain–Application–Infrastructure, máy trạng thái trận và khóa để xử lý race condition. Kết quả kiểm thử cho thấy các luồng chơi, thời gian, phiên và khán giả có nhiều ca đạt; nhóm cần xử lý các ca FAIL, sửa hai trạng thái ghi sai, bổ sung ca V10 nếu đã chạy và đo tải trước khi kết luận mức đáp ứng toàn bộ yêu cầu. Trong giới hạn LAN và lưu trạng thái chủ yếu trong bộ nhớ, sản phẩm đã hình thành nền tảng Caro nhiều phòng với server xác nhận nước đi; các hạn chế và chức năng ngoài phạm vi đã được công bố ở mục 1.3.</w:t>
       </w:r>
     </w:p>
+    <w:p>
+      <w:pPr>
+        <w:rPr/>
+      </w:pPr>
+      <w:r>
+        <w:rPr>
+          <w:rtl w:val="0"/>
+        </w:rPr>
+        <w:t xml:space="preserve">Link video demo: </w:t>
+      </w:r>
+      <w:hyperlink r:id="rId8">
+        <w:r>
+          <w:rPr>
+            <w:color w:val="1155cc"/>
+            <w:u w:val="single"/>
+            <w:rtl w:val="0"/>
+          </w:rPr>
+          <w:t xml:space="preserve">Net3_Group_03 - UDM_16 - Game Caro Online</w:t>
+        </w:r>
+      </w:hyperlink>
+      <w:r>
+        <w:rPr>
+          <w:rtl w:val="0"/>
+        </w:rPr>
+        <w:t xml:space="preserve"> </w:t>
+      </w:r>
+    </w:p>
+    <w:p>
+      <w:pPr>
+        <w:rPr/>
+      </w:pPr>
+      <w:r>
+        <w:rPr>
+          <w:rtl w:val="0"/>
+        </w:rPr>
+      </w:r>
+    </w:p>
     <w:sectPr>
-      <w:footerReference r:id="rId8" w:type="default"/>
+      <w:footerReference r:id="rId9" w:type="default"/>
       <w:pgSz w:h="16838" w:w="11906" w:orient="portrait"/>
       <w:pgMar w:bottom="1077" w:top="1191" w:left="1701" w:right="1134" w:header="720" w:footer="720"/>
       <w:pgNumType w:start="1"/>
@@ -6704,7 +6844,6 @@
     <w:pPr>
       <w:keepNext w:val="0"/>
       <w:keepLines w:val="0"/>
-      <w:pageBreakBefore w:val="0"/>
       <w:widowControl w:val="1"/>
       <w:pBdr>
         <w:top w:space="0" w:sz="0" w:val="nil"/>
